--- a/Volume 1/Chapter 06 - RESTful APIs/SPA_Vol1_Ch6_Lesson6_9a_DELETE_Requests_EXTENDED.docx
+++ b/Volume 1/Chapter 06 - RESTful APIs/SPA_Vol1_Ch6_Lesson6_9a_DELETE_Requests_EXTENDED.docx
@@ -67,10 +67,7 @@
     </w:p>
     <w:p>
       <w:r>
-        <w:t>Serve and send DELETE requests in Assembly, Rust, and Erlang, exactly as Lesson 6.9 does. On the server, DELETE /api/v1/contacts/{id} deletes one contact through the contact store's new remove_contact and answers 204 No Content, with no body and no Content-Type. On the client, send_request from Lesson 6.4a deletes practice contact 4, reads it back to see 404, deletes it again to see 404 once more, and prints the answer that has no body without trying to read one. In Solidity, deleteContact becomes the DELET</w:t>
-      </w:r>
-      <w:r>
-        <w:t>E endpoint: a transaction that resets the contact's entry, after which getContact, a second delete, and the collection all treat the id as gone for good.</w:t>
+        <w:t>Serve and send DELETE requests in Assembly, Rust, and Erlang, exactly as Lesson 6.9 does. On the server, DELETE /api/v1/contacts/{id} deletes one contact through the contact store's new remove_contact and answers 204 No Content, with no body and no Content-Type. On the client, send_request from Lesson 6.4a deletes practice contact 4, reads it back to see 404, deletes it again to see 404 once more, and prints the answer that has no body without trying to read one. In Solidity, deleteContact becomes the DELETE endpoint: a transaction that resets the contact's entry, after which getContact, a second delete, and the collection all treat the id as gone for good.</w:t>
       </w:r>
     </w:p>
     <w:p>
@@ -98,10 +95,7 @@
     </w:p>
     <w:p>
       <w:r>
-        <w:t>Lesson 6.9 explains why a delete that worked answers 204 with nothing at all, why a second delete is 404 and DELETE is still idempotent, and why the server asks no "are you sure?". This companion shows what an answer with no body takes when a library has defaults of its own: libmicrohttpd needs an empty response made on purpose, axum makes one from a status alone, and inets httpd adds a Content-Type to every answer unless the server leaves it out. On a chain nothing is ever removed, so a delete is a reset t</w:t>
-      </w:r>
-      <w:r>
-        <w:t>o zero values, and every function that counts or lists contacts must skip the gaps it leaves. Read Lesson 6.9 first: this companion uses its values, its output, its Exercise and Challenge, and does not repeat why each was chosen.</w:t>
+        <w:t>Lesson 6.9 explains why a delete that worked answers 204 with nothing at all, why a second delete is 404 and DELETE is still idempotent, and why the server asks no "are you sure?". This companion shows what an answer with no body takes when a library has defaults of its own: libmicrohttpd needs an empty response made on purpose, axum makes one from a status alone, and inets httpd adds a Content-Type to every answer unless the server leaves it out. On a chain nothing is ever removed, so a delete is a reset to zero values, and every function that counts or lists contacts must skip the gaps it leaves. Read Lesson 6.9 first: this companion uses its values, its output, its Exercise and Challenge, and does not repeat why each was chosen.</w:t>
       </w:r>
     </w:p>
     <w:p>
@@ -129,10 +123,7 @@
     </w:p>
     <w:p>
       <w:r>
-        <w:t xml:space="preserve">Remember, DELETE /api/v1/contacts/{id} removes the contact the path names, and carries no body. A delete that worked answers 204 No Content: success, with no body and no Content-Type. A GET of the same path is then 404 not_found, and so is a second DELETE: the answers differ, but the state is the same, so DELETE is idempotent, and a client that lost an answer may send it again and read 404 as already gone. An id parse_id refuses is 400. There is no confirmation question: the request is the decision (Lesson </w:t>
-      </w:r>
-      <w:r>
-        <w:t>6.9). Every client run deletes practice contact 4, so each client block, and the curl Check, starts with the Data Reset's mysql line, which puts it back.</w:t>
+        <w:t>Remember, DELETE /api/v1/contacts/{id} removes the contact the path names, and carries no body. A delete that worked answers 204 No Content: success, with no body and no Content-Type. A GET of the same path is then 404 not_found, and so is a second DELETE: the answers differ, but the state is the same, so DELETE is idempotent, and a client that lost an answer may send it again and read 404 as already gone. An id parse_id refuses is 400. There is no confirmation question: the request is the decision (Lesson 6.9). Every client run deletes practice contact 4, so each client block, and the curl Check, starts with the Data Reset's mysql line, which puts it back.</w:t>
       </w:r>
     </w:p>
     <w:p>
@@ -158,10 +149,7 @@
         <w:keepNext/>
       </w:pPr>
       <w:r>
-        <w:t>Remember, your Chapter 5 delete_contact_by_id runs the DELETE but also prints Deleted contact N. The Basic servers call it unchanged, so that line appears on their screen; the Production-Minded server's screen is its request log, one line per request, so the contact store gains remove_contact, which runs the same DELETE and prints nothing. It goes in a file of its own, contact_delete, beside Lesson 6.5a's contact store, Lesson 6.6a's contact_create, Lesson 6.7a's contact_replace, and Lesson 6.8a's contact_p</w:t>
-      </w:r>
-      <w:r>
-        <w:t>atch, which are copied unchanged. When the DELETE removes 0 rows, no contact had the id (Lesson 4.8a), and remove_contact returns NOT_FOUND with the id as the problem, so send_failure answers 404 with no contact with id 4:</w:t>
+        <w:t>Remember, your Chapter 5 delete_contact_by_id runs the DELETE but also prints Deleted contact N. The Basic servers call it unchanged, so that line appears on their screen; the Production-Minded server's screen is its request log, one line per request, so the contact store gains remove_contact, which runs the same DELETE and prints nothing. It goes in a file of its own, contact_delete, beside Lesson 6.5a's contact store, Lesson 6.6a's contact_create, Lesson 6.7a's contact_replace, and Lesson 6.8a's contact_patch, which are copied unchanged. When the DELETE removes 0 rows, no contact had the id (Lesson 4.8a), and remove_contact returns NOT_FOUND with the id as the problem, so send_failure answers 404 with no contact with id 4:</w:t>
       </w:r>
     </w:p>
     <w:p>
@@ -220,10 +208,7 @@
     </w:p>
     <w:p>
       <w:r>
-        <w:t>handle_delete_contact has Lesson 6.5a's six steps; only step 4, the store call, and step 6, the answer, differ from handle_get_contact. send_json always sends a body and a Content-Type, so the server gains send_no_content beside it: it answers 204 with no body and no Content-Type, and logs the request line as send_json does. The client gains print_no_content beside print_response: for an answer with an empty body it prints the status, the Content-Type or (none), and Body: (none); an answer with a body, such</w:t>
-      </w:r>
-      <w:r>
-        <w:t xml:space="preserve"> as the 404s, prints as print_response prints it. response_header already returns "" for a header the answer did not have (Lesson 6.4a), so the check is for "".</w:t>
+        <w:t>handle_delete_contact has Lesson 6.5a's six steps; only step 4, the store call, and step 6, the answer, differ from handle_get_contact. send_json always sends a body and a Content-Type, so the server gains send_no_content beside it: it answers 204 with no body and no Content-Type, and logs the request line as send_json does. The client gains print_no_content beside print_response: for an answer with an empty body it prints the status, the Content-Type or (none), and Body: (none); an answer with a body, such as the 404s, prints as print_response prints it. response_header already returns "" for a header the answer did not have (Lesson 6.4a), so the check is for "".</w:t>
       </w:r>
     </w:p>
     <w:p>
@@ -246,10 +231,7 @@
     </w:p>
     <w:p>
       <w:r>
-        <w:t>remove_contact in contact_delete.asm is Lesson 6.7a's replace_contact pattern with one value: one MYSQL_BIND record for the id, the statement prepared, bound, and run, then mysql_stmt_affected_rows. send_no_content makes its response with MHD_create_response_empty, which builds a response with no body at all, and adds no header to it; libmicrohttpd then sends no Content-Length either, as HTTP requires for a 204. print_no_content checks each text's first byte for 0, the mark that ends a text: an empty body o</w:t>
-      </w:r>
-      <w:r>
-        <w:t>r an empty header value holds only that mark. The clients no longer write a body, so they link no cJSON.</w:t>
+        <w:t>remove_contact in contact_delete.asm is Lesson 6.7a's replace_contact pattern with one value: one MYSQL_BIND record for the id, the statement prepared, bound, and run, then mysql_stmt_affected_rows. send_no_content makes its response with MHD_create_response_empty, which builds a response with no body at all, and adds no header to it; libmicrohttpd then sends no Content-Length either, as HTTP requires for a 204. print_no_content checks each text's first byte for 0, the mark that ends a text: an empty body or an empty header value holds only that mark. The clients no longer write a body, so they link no cJSON.</w:t>
       </w:r>
     </w:p>
     <w:p>
@@ -295,10 +277,7 @@
     </w:p>
     <w:p>
       <w:r>
-        <w:t>inets httpd fills in a Content-Type of text/html for every answer that names none, so a 204 sent as {response, [{code, 204}], ""} would still carry one. httpd's customize setting names a module whose response_header/1 it calls for every header it is about to send: {true, Header} sends the header, and false leaves it out. Each server names itself, exports response_header/1, and leaves out exactly {"content-type", "text/html"}: every answer with a body names application/json, so every text/html is httpd's own</w:t>
-      </w:r>
-      <w:r>
-        <w:t>. That includes the 204 and httpd's own status pages (501 for an unknown method, 400 for a malformed request, 408, 413, 414, and 500 when do/1 crashes), which lose their Content-Type too, while their status and HTML body still arrive. The callback sees one header at a time, never the status, so it cannot tell those answers apart, and leaving out every text/html is the simplest choice that works. httpc names the method delete, as it names get.</w:t>
+        <w:t>inets httpd fills in a Content-Type of text/html for every answer that names none, so a 204 sent as {response, [{code, 204}], ""} would still carry one. httpd's customize setting names a module whose response_header/1 it calls for every header it is about to send: {true, Header} sends the header, and false leaves it out. Each server names itself, exports response_header/1, and leaves out exactly {"content-type", "text/html"}: every answer with a body names application/json, so every text/html is httpd's own. That includes the 204 and httpd's own status pages (501 for an unknown method, 400 for a malformed request, 408, 413, 414, and 500 when do/1 crashes), which lose their Content-Type too, while their status and HTML body still arrive. The callback sees one header at a time, never the status, so it cannot tell those answers apart, and leaving out every text/html is the simplest choice that works. httpc names the method delete, as it names get.</w:t>
       </w:r>
     </w:p>
     <w:p>
@@ -334,10 +313,7 @@
         <w:pStyle w:val="ListBullet"/>
       </w:pPr>
       <w:r>
-        <w:t xml:space="preserve">deleteContact(contactId) is the DELETE endpoint, sent as a transaction with cast send. It has no body, as a DELETE has none: its one value plays the path's part. It checks the id range, then that the contact exists, frees the email's fingerprint in emailTaken, and runs delete contacts[contactId]. Remember, delete resets an entry to zero values, and the entry stays in the mapping, so its id reads 0, exactly like an id never added (Lesson 4.8a). It returns nothing: the receipt's status 0x1 is the counterpart </w:t>
-      </w:r>
-      <w:r>
-        <w:t>of 204 No Content.</w:t>
+        <w:t>deleteContact(contactId) is the DELETE endpoint, sent as a transaction with cast send. It has no body, as a DELETE has none: its one value plays the path's part. It checks the id range, then that the contact exists, frees the email's fingerprint in emailTaken, and runs delete contacts[contactId]. Remember, delete resets an entry to zero values, and the entry stays in the mapping, so its id reads 0, exactly like an id never added (Lesson 4.8a). It returns nothing: the receipt's status 0x1 is the counterpart of 204 No Content.</w:t>
       </w:r>
     </w:p>
     <w:p>
@@ -353,10 +329,7 @@
         <w:pStyle w:val="ListBullet"/>
       </w:pPr>
       <w:r>
-        <w:t>A deleted id stays deleted: lastId is never lowered, so the next contact gets 5, never 4, as MySQL's AUTO_INCREMENT never reuses an id. That is why lastId is the last id given out, never the number of contacts. Lesson 6.5a's getContacts made an array of lastId places from ids 1 to lastId; after a delete it would list the reset entry as {"id":0,"name":"","email":"","phone":null}. It now counts the entries whose id is not 0, makes an array of exactly that many places, and copies only those. Every count and li</w:t>
-      </w:r>
-      <w:r>
-        <w:t>sting in ContactApi now holds after a delete: getContacts is the only function that walks the ids, and the Call Check shows it.</w:t>
+        <w:t>A deleted id stays deleted: lastId is never lowered, so the next contact gets 5, never 4, as MySQL's AUTO_INCREMENT never reuses an id. That is why lastId is the last id given out, never the number of contacts. Lesson 6.5a's getContacts made an array of lastId places from ids 1 to lastId; after a delete it would list the reset entry as {"id":0,"name":"","email":"","phone":null}. It now counts the entries whose id is not 0, makes an array of exactly that many places, and copies only those. Every count and listing in ContactApi now holds after a delete: getContacts is the only function that walks the ids, and the Call Check shows it.</w:t>
       </w:r>
     </w:p>
     <w:p>
@@ -769,13 +742,7 @@
     </w:p>
     <w:p>
       <w:r>
-        <w:t>The files step 1 copies from lesson-6.8-extended are not printed in this lesson, so they are not in the layout: certs, .gitignore, your Chapter 5 contacts module (assembly/windows/contacts.asm and contacts.inc, rust/src/contacts.rs, erlang/contacts.erl and contacts.hrl), Lesson 6.5a's contact store (assembly/windows/contact_store.asm, rust/src/contact_store.rs, erlang/contact_store.erl), Lesson 6.6a's contact_create and Lesson 6.7a's contact_replace (each in .asm, .rs, and .erl), Lesson 6.8a's contact_patch</w:t>
-      </w:r>
-      <w:r>
-        <w:t xml:space="preserve"> (assembly/windows/contact_patch.asm and contact_patch.inc, rust/src/contact_patch.rs, erlang/contact_patch.erl and contact_patch.hrl), cJSON (assembly/cJSON.c and cJSON.h), libmysql's three DLLs, mysql-otp (vendor/mysql), ContactRules (solidity/script/ContactRules.sol), and the two deploy scripts (solidity/script/DeployBasicContactApi.s.sol and DeployContactApi.s.sol). Step 2 copies rust/Cargo.lock and solidity/foundry.toml from it too. The reset file is Lesson 6.9's, printed in step 3. The servers and cli</w:t>
-      </w:r>
-      <w:r>
-        <w:t>ents are Lesson 6.8a's with the parts this lesson adds; type them whole, or add the new parts to copies of your Lesson 6.8a files.</w:t>
+        <w:t>The files step 1 copies from lesson-6.8-extended are not printed in this lesson, so they are not in the layout: certs, .gitignore, your Chapter 5 contacts module (assembly/windows/contacts.asm and contacts.inc, rust/src/contacts.rs, erlang/contacts.erl and contacts.hrl), Lesson 6.5a's contact store (assembly/windows/contact_store.asm, rust/src/contact_store.rs, erlang/contact_store.erl), Lesson 6.6a's contact_create and Lesson 6.7a's contact_replace (each in .asm, .rs, and .erl), Lesson 6.8a's contact_patch (assembly/windows/contact_patch.asm and contact_patch.inc, rust/src/contact_patch.rs, erlang/contact_patch.erl and contact_patch.hrl), cJSON (assembly/cJSON.c and cJSON.h), libmysql's three DLLs, mysql-otp (vendor/mysql), ContactRules (solidity/script/ContactRules.sol), and the two deploy scripts (solidity/script/DeployBasicContactApi.s.sol and DeployContactApi.s.sol). Step 2 copies rust/Cargo.lock and solidity/foundry.toml from it too. The reset file is Lesson 6.9's, printed in step 3. The servers and clients are Lesson 6.8a's with the parts this lesson adds; type them whole, or add the new parts to copies of your Lesson 6.8a files.</w:t>
       </w:r>
     </w:p>
     <w:p>
@@ -1566,10 +1533,7 @@
         <w:keepNext/>
       </w:pPr>
       <w:r>
-        <w:t>Remember, verify checks that the server certificate is signed by the course CA (Lesson 6.0). 9 of the module's lines name spa_contacts, 3 in each file. Each contact store file names Lesson 6.5a: once, in its first comment, each contact_create file Lesson 6.6a:, each contact_replace file Lesson 6.7a:, and each of the five contact_patch files Lesson 6.8a:, so they are the earlier lessons' files. The cJSON hashes are Lesson 3.15a's, the next lines are libmysql's three DLLs, and Test-Path prints True for each f</w:t>
-      </w:r>
-      <w:r>
-        <w:t>ile that is there, one line per path: mysql-otp, ContactRules, and the two deploy scripts.</w:t>
+        <w:t>Remember, verify checks that the server certificate is signed by the course CA (Lesson 6.0). 9 of the module's lines name spa_contacts, 3 in each file. Each contact store file names Lesson 6.5a: once, in its first comment, each contact_create file Lesson 6.6a:, each contact_replace file Lesson 6.7a:, and each of the five contact_patch files Lesson 6.8a:, so they are the earlier lessons' files. The cJSON hashes are Lesson 3.15a's, the next lines are libmysql's three DLLs, and Test-Path prints True for each file that is there, one line per path: mysql-otp, ContactRules, and the two deploy scripts.</w:t>
       </w:r>
     </w:p>
     <w:p>
@@ -1731,10 +1695,7 @@
     </w:p>
     <w:p>
       <w:r>
-        <w:t xml:space="preserve">Remember, each library goes into the lesson folder only, at the version its project file or command pins. Cargo.toml pins Lesson 6.8a's crates at the same versions, so copy Lesson 6.8a's Cargo.lock and let cargo fetch read it: it keeps every version and only writes this project's new name, delete_requests, into it. foundry.toml is Lesson 6.8a's too, and forge installs forge-std inside the lesson folder again. Each file is copied just before the command that reads it. Erlang's inets, ssl, and json come with </w:t>
-      </w:r>
-      <w:r>
-        <w:t>Erlang/OTP.</w:t>
+        <w:t>Remember, each library goes into the lesson folder only, at the version its project file or command pins. Cargo.toml pins Lesson 6.8a's crates at the same versions, so copy Lesson 6.8a's Cargo.lock and let cargo fetch read it: it keeps every version and only writes this project's new name, delete_requests, into it. foundry.toml is Lesson 6.8a's too, and forge installs forge-std inside the lesson folder again. Each file is copied just before the command that reads it. Erlang's inets, ssl, and json come with Erlang/OTP.</w:t>
       </w:r>
     </w:p>
     <w:p>
@@ -2714,10 +2675,7 @@
     </w:p>
     <w:p>
       <w:r>
-        <w:t>Start with the most direct versions. The Basic server answers both requests itself: answer_request accepts GET and DELETE on one contact's path, refuses an id that parse_id refuses, opens one connection, and calls answer_one, Lesson 6.5a's read, or answer_delete, which calls your Chapter 5 delete_contact_by_id and answers 204 through MHD_create_response_empty. The Basic client: main sets the URL once and calls send_and_print three times on one handle; CURLOPT_CUSTOMREQUEST names each request's method, and a</w:t>
-      </w:r>
-      <w:r>
-        <w:t xml:space="preserve"> missing Content-Type or an empty body prints as (none). The new steps are commented in full, and the ones from earlier lessons have short reminders.</w:t>
+        <w:t>Start with the most direct versions. The Basic server answers both requests itself: answer_request accepts GET and DELETE on one contact's path, refuses an id that parse_id refuses, opens one connection, and calls answer_one, Lesson 6.5a's read, or answer_delete, which calls your Chapter 5 delete_contact_by_id and answers 204 through MHD_create_response_empty. The Basic client: main sets the URL once and calls send_and_print three times on one handle; CURLOPT_CUSTOMREQUEST names each request's method, and a missing Content-Type or an empty body prints as (none). The new steps are commented in full, and the ones from earlier lessons have short reminders.</w:t>
       </w:r>
     </w:p>
     <w:p>
@@ -10087,10 +10045,7 @@
     </w:p>
     <w:p>
       <w:r>
-        <w:t>The Production-Minded server is Lesson 6.8a's, with every function unchanged, plus send_no_content beside send_json, and handle_delete_contact in the frozen handler shape and its route; route_request now checks the POST route, then the PUT, PATCH, and DELETE routes, then the GET routes. contact_delete.asm holds the contact store's new remove_contact. The client keeps Lesson 6.4a's functions unchanged and adds print_no_content. Read contact_delete.asm first, then send_no_content and handle_delete_contact, th</w:t>
-      </w:r>
-      <w:r>
-        <w:t>en the client's print_no_content and main.</w:t>
+        <w:t>The Production-Minded server is Lesson 6.8a's, with every function unchanged, plus send_no_content beside send_json, and handle_delete_contact in the frozen handler shape and its route; route_request now checks the POST route, then the PUT, PATCH, and DELETE routes, then the GET routes. contact_delete.asm holds the contact store's new remove_contact. The client keeps Lesson 6.4a's functions unchanged and adds print_no_content. Read contact_delete.asm first, then send_no_content and handle_delete_contact, then the client's print_no_content and main.</w:t>
       </w:r>
     </w:p>
     <w:p>
@@ -29040,10 +28995,7 @@
     </w:p>
     <w:p>
       <w:r>
-        <w:t>Start with the most direct versions. The Basic server's answer runs answer_from_database with tokio::task::spawn_blocking; answer_from_database accepts GET and DELETE on one contact's path, checks the id with parse_id, opens one connection, and calls answer_one, Lesson 6.5a's read, or answer_delete, which calls your Chapter 5 delete_contact_by_id and answers 204 with StatusCode::NO_CONTENT.into_response(). The Basic client: send_and_print sends a DELETE with agent.delete(url).call() or a GET with agent.get(</w:t>
-      </w:r>
-      <w:r>
-        <w:t>url).call(), and prints a missing Content-Type or an empty body as (none). The new steps are commented in full, and the ones from earlier lessons have short reminders.</w:t>
+        <w:t>Start with the most direct versions. The Basic server's answer runs answer_from_database with tokio::task::spawn_blocking; answer_from_database accepts GET and DELETE on one contact's path, checks the id with parse_id, opens one connection, and calls answer_one, Lesson 6.5a's read, or answer_delete, which calls your Chapter 5 delete_contact_by_id and answers 204 with StatusCode::NO_CONTENT.into_response(). The Basic client: send_and_print sends a DELETE with agent.delete(url).call() or a GET with agent.get(url).call(), and prints a missing Content-Type or an empty body as (none). The new steps are commented in full, and the ones from earlier lessons have short reminders.</w:t>
       </w:r>
     </w:p>
     <w:p>
@@ -31584,10 +31536,7 @@
     </w:p>
     <w:p>
       <w:r>
-        <w:t xml:space="preserve">The Production-Minded server is Lesson 6.8a's, with every function unchanged, plus send_no_content beside send_json, and handle_delete_contact in the frozen handler shape and its route, which runs the handler in spawn_blocking. contact_delete.rs holds the contact store's new remove_contact. The client keeps Lesson 6.4a's functions unchanged and adds print_no_content; Lesson 6.8a's PhonePatch and phone_patch_json are gone, because nothing writes a body. Read contact_delete.rs first, then send_no_content and </w:t>
-      </w:r>
-      <w:r>
-        <w:t>handle_delete_contact, then the client's print_no_content and main.</w:t>
+        <w:t>The Production-Minded server is Lesson 6.8a's, with every function unchanged, plus send_no_content beside send_json, and handle_delete_contact in the frozen handler shape and its route, which runs the handler in spawn_blocking. contact_delete.rs holds the contact store's new remove_contact. The client keeps Lesson 6.4a's functions unchanged and adds print_no_content; Lesson 6.8a's PhonePatch and phone_patch_json are gone, because nothing writes a body. Read contact_delete.rs first, then send_no_content and handle_delete_contact, then the client's print_no_content and main.</w:t>
       </w:r>
     </w:p>
     <w:p>
@@ -39634,10 +39583,7 @@
     </w:p>
     <w:p>
       <w:r>
-        <w:t>Start with the most direct versions. The Basic server's do/1 answers GET and DELETE on /api/v1/contacts/{id}: it splits the path at every /, checks the id with parse_id, and answer_contact opens one connection and calls answer_one, Lesson 6.5a's read, or answer_delete, which calls your Chapter 5 delete_contact_by_id and answers {response, [{code, 204}], ""}. Its start settings add {customize, basic_server}, and response_header/1 leaves out httpd's own text/html Content-Type. The Basic client's send_and_prin</w:t>
-      </w:r>
-      <w:r>
-        <w:t>t sends each request with httpc's delete or get, and prints a missing Content-Type or an empty body as (none). The new steps are commented in full, and the ones from earlier lessons have short reminders.</w:t>
+        <w:t>Start with the most direct versions. The Basic server's do/1 answers GET and DELETE on /api/v1/contacts/{id}: it splits the path at every /, checks the id with parse_id, and answer_contact opens one connection and calls answer_one, Lesson 6.5a's read, or answer_delete, which calls your Chapter 5 delete_contact_by_id and answers {response, [{code, 204}], ""}. Its start settings add {customize, basic_server}, and response_header/1 leaves out httpd's own text/html Content-Type. The Basic client's send_and_print sends each request with httpc's delete or get, and prints a missing Content-Type or an empty body as (none). The new steps are commented in full, and the ones from earlier lessons have short reminders.</w:t>
       </w:r>
     </w:p>
     <w:p>
@@ -41600,10 +41546,7 @@
     </w:p>
     <w:p>
       <w:r>
-        <w:t>The Production-Minded server is Lesson 6.8a's, with every function unchanged, plus send_no_content beside send_json, response_header/1 and the customize setting, and handle_delete_contact in the frozen handler shape and its route. contact_delete.erl holds the contact store's new remove_contact. The client keeps Lesson 6.4a's functions unchanged and adds print_no_content; Lesson 6.8a's phone_patch_json is gone, because nothing writes a body. Read contact_delete.erl first, then send_no_content, response_heade</w:t>
-      </w:r>
-      <w:r>
-        <w:t>r, and handle_delete_contact, then the client's print_no_content and main.</w:t>
+        <w:t>The Production-Minded server is Lesson 6.8a's, with every function unchanged, plus send_no_content beside send_json, response_header/1 and the customize setting, and handle_delete_contact in the frozen handler shape and its route. contact_delete.erl holds the contact store's new remove_contact. The client keeps Lesson 6.4a's functions unchanged and adds print_no_content; Lesson 6.8a's phone_patch_json is gone, because nothing writes a body. Read contact_delete.erl first, then send_no_content, response_header, and handle_delete_contact, then the client's print_no_content and main.</w:t>
       </w:r>
     </w:p>
     <w:p>
@@ -47073,10 +47016,7 @@
     </w:p>
     <w:p>
       <w:r>
-        <w:t>Solidity's section maps Lesson 6.9 onto the honest counterpart that Concept describes: anvil is the server process, ContactApi's deleteContact is the DELETE endpoint, sent as a transaction with cast send, and its receipt's status 0x1, with no return value, is the 204. Remember, cast send sends a transaction from anvil's first test account, --json prints its receipt, and ConvertFrom-Json reads it; cast to-dec writes the ContactCreated event's second topic, the new id, as a number (Lesson 6.6a); cast call run</w:t>
-      </w:r>
-      <w:r>
-        <w:t>s a function on the node and stores nothing, and the (string) after a signature asks cast to print what the function returns (Lesson 6.5a). Every Solidity block runs in the lesson-6.9-extended folder.</w:t>
+        <w:t>Solidity's section maps Lesson 6.9 onto the honest counterpart that Concept describes: anvil is the server process, ContactApi's deleteContact is the DELETE endpoint, sent as a transaction with cast send, and its receipt's status 0x1, with no return value, is the 204. Remember, cast send sends a transaction from anvil's first test account, --json prints its receipt, and ConvertFrom-Json reads it; cast to-dec writes the ContactCreated event's second topic, the new id, as a number (Lesson 6.6a); cast call runs a function on the node and stores nothing, and the (string) after a signature asks cast to print what the function returns (Lesson 6.5a). Every Solidity block runs in the lesson-6.9-extended folder.</w:t>
       </w:r>
     </w:p>
     <w:p>
@@ -48983,10 +48923,7 @@
     </w:p>
     <w:p>
       <w:r>
-        <w:t>The Production-Minded contract is Lesson 6.8a's ContactApi, with addContact, replaceContact, patchContact, getContact, health, and the fallback unchanged, getContacts counting the stored contacts instead of trusting lastId, and deleteContact, the DELETE endpoint: it checks the id range, then that the contact exists, frees the email, and resets the entry. DeployContactApi, copied from Lesson 6.8a, stores the three contacts. The Client Run is the Basic one, and the Call Check shows that the collection and the</w:t>
-      </w:r>
-      <w:r>
-        <w:t xml:space="preserve"> ids still hold after the delete.</w:t>
+        <w:t>The Production-Minded contract is Lesson 6.8a's ContactApi, with addContact, replaceContact, patchContact, getContact, health, and the fallback unchanged, getContacts counting the stored contacts instead of trusting lastId, and deleteContact, the DELETE endpoint: it checks the id range, then that the contact exists, frees the email, and resets the entry. DeployContactApi, copied from Lesson 6.8a, stores the three contacts. The Client Run is the Basic one, and the Call Check shows that the collection and the ids still hold after the delete.</w:t>
       </w:r>
     </w:p>
     <w:p>
@@ -53745,10 +53682,7 @@
     </w:p>
     <w:p>
       <w:r>
-        <w:t>The Contact Manager REST API's EXTENDED companion answers Delete contact with exactly this handler, handle_delete_contact, in the frozen six-step shape, with remove_contact in contact_delete beside Lesson 6.5a's contact store, Lesson 6.6a's contact_create, Lesson 6.7a's contact_replace, and Lesson 6.8a's contact_patch, and send_no_content beside send_json; the project's clients use print_no_content's rule wherever an answer may have no body. With DELETE, the four changing methods are all there. In Solidity,</w:t>
-      </w:r>
-      <w:r>
-        <w:t xml:space="preserve"> ContactApi's deleteContact and its counted getContacts carry on, and Lesson 6.16a lets only an approved sender call any of the changing functions.</w:t>
+        <w:t>The Contact Manager REST API's EXTENDED companion answers Delete contact with exactly this handler, handle_delete_contact, in the frozen six-step shape, with remove_contact in contact_delete beside Lesson 6.5a's contact store, Lesson 6.6a's contact_create, Lesson 6.7a's contact_replace, and Lesson 6.8a's contact_patch, and send_no_content beside send_json; the project's clients use print_no_content's rule wherever an answer may have no body. With DELETE, the four changing methods are all there. In Solidity, ContactApi's deleteContact and its counted getContacts carry on, and Lesson 6.16a lets only an approved sender call any of the changing functions.</w:t>
       </w:r>
     </w:p>
     <w:p>
@@ -53823,10 +53757,7 @@
     </w:p>
     <w:p>
       <w:r>
-        <w:t>Before you run it, predict its three lines and the line Terminal 1 adds. Rebuild the client, start the Production-Minded server, and run the whole client block, reset included. The output must match the Required Exercise Output below, the exit code must be 0, and Terminal 1 must show GET /api/v1/contacts/3 -&gt; 200 after the second delete's line. Solidity prints Alan Turing's contact, {"id":3,"name":"Alan Turing","email":"alan@example.com","phone":"555-0102"}, after its Client Run lines: restart anvil and dep</w:t>
-      </w:r>
-      <w:r>
-        <w:t>loy again first, so the practice contact gets id 4.</w:t>
+        <w:t>Before you run it, predict its three lines and the line Terminal 1 adds. Rebuild the client, start the Production-Minded server, and run the whole client block, reset included. The output must match the Required Exercise Output below, the exit code must be 0, and Terminal 1 must show GET /api/v1/contacts/3 -&gt; 200 after the second delete's line. Solidity prints Alan Turing's contact, {"id":3,"name":"Alan Turing","email":"alan@example.com","phone":"555-0102"}, after its Client Run lines: restart anvil and deploy again first, so the practice contact gets id 4.</w:t>
       </w:r>
     </w:p>
     <w:p>
@@ -53924,10 +53855,7 @@
         <w:pStyle w:val="ListBullet"/>
       </w:pPr>
       <w:r>
-        <w:t>In the Production-Minded client, write delete_contact(client, contact_id). It builds the path /api/v1/contacts/ plus the id, sends DELETE with send_request, and looks at the status. For 204 or 404 it prints Contact N is gone (status), such as Contact 3 is gone (204), and returns true (1 in Assembly), because either way the contact no longer exists. That rule fits a retry of the same request, not an id that was never checked: a 404 cannot tell "already deleted" from "wrong id". For any other answer it prints</w:t>
-      </w:r>
-      <w:r>
-        <w:t xml:space="preserve"> the answer with print_response and returns false (0 in Assembly); for no answer at all, status 0, it returns false too.</w:t>
+        <w:t>In the Production-Minded client, write delete_contact(client, contact_id). It builds the path /api/v1/contacts/ plus the id, sends DELETE with send_request, and looks at the status. For 204 or 404 it prints Contact N is gone (status), such as Contact 3 is gone (204), and returns true (1 in Assembly), because either way the contact no longer exists. That rule fits a retry of the same request, not an id that was never checked: a 404 cannot tell "already deleted" from "wrong id". For any other answer it prints the answer with print_response and returns false (0 in Assembly); for no answer at all, status 0, it returns false too.</w:t>
       </w:r>
     </w:p>
     <w:p>
@@ -53967,10 +53895,7 @@
         <w:pStyle w:val="ListBullet"/>
       </w:pPr>
       <w:r>
-        <w:t xml:space="preserve">Solidity: a transaction's answer is its exit code and what --json prints, so the rule reads those. Add, twice, at the end of the Client Run: $deleteOutput = and the delete's cast send lines with 3 instead of 4 and --json at the end, which keeps everything cast prints, the receipt or, for a refused transaction, an error report that holds the reason; then if ($LASTEXITCODE -eq 0) { "Contact 3 is gone (" + ($deleteOutput | ConvertFrom-Json).status + ")" } elseif ("$deleteOutput" -match "not_found") { "Contact </w:t>
-      </w:r>
-      <w:r>
-        <w:t>3 is gone (not_found)" } else { "$deleteOutput" }. -match is true when the text holds the pattern, here the plain word not_found, and elseif tests a second condition when the first is false. On Linux or macOS: delete_output=$(cast send ... --json), then if [ $? -eq 0 ]; then echo "Contact 3 is gone ($(echo "$delete_output" | jq -r .status))"; elif echo "$delete_output" | grep -q not_found; then echo "Contact 3 is gone (not_found)"; else echo "$delete_output"; fi.</w:t>
+        <w:t>Solidity: a transaction's answer is its exit code and what --json prints, so the rule reads those. Add, twice, at the end of the Client Run: $deleteOutput = and the delete's cast send lines with 3 instead of 4 and --json at the end, which keeps everything cast prints, the receipt or, for a refused transaction, an error report that holds the reason; then if ($LASTEXITCODE -eq 0) { "Contact 3 is gone (" + ($deleteOutput | ConvertFrom-Json).status + ")" } elseif ("$deleteOutput" -match "not_found") { "Contact 3 is gone (not_found)" } else { "$deleteOutput" }. -match is true when the text holds the pattern, here the plain word not_found, and elseif tests a second condition when the first is false. On Linux or macOS: delete_output=$(cast send ... --json), then if [ $? -eq 0 ]; then echo "Contact 3 is gone ($(echo "$delete_output" | jq -r .status))"; elif echo "$delete_output" | grep -q not_found; then echo "Contact 3 is gone (not_found)"; else echo "$delete_output"; fi.</w:t>
       </w:r>
     </w:p>
     <w:p>
@@ -54210,10 +54135,7 @@
     </w:p>
     <w:p>
       <w:r>
-        <w:t>DELETE removes the resource its path names, with no body and no confirmation question, in every language: a delete that worked answers 204 No Content, with no body and no Content-Type, and a GET or a second DELETE of the same path is 404, which makes DELETE idempotent and safe to retry. remove_contact deletes without printing, in contact_delete beside the earlier store files; send_no_content answers with MHD_create_response_empty in Assembly, a status alone in Rust, and httpd's response tuple in Erlang, who</w:t>
-      </w:r>
-      <w:r>
-        <w:t>se customize callback leaves out httpd's own Content-Type; print_no_content prints the empty answer without parsing it. In Solidity, deleteContact resets the entry and frees its email, the id is never given out again, and getContacts counts only the entries that remain. Lesson 6.10a filters the contact collection with query parameters.</w:t>
+        <w:t>DELETE removes the resource its path names, with no body and no confirmation question, in every language: a delete that worked answers 204 No Content, with no body and no Content-Type, and a GET or a second DELETE of the same path is 404, which makes DELETE idempotent and safe to retry. remove_contact deletes without printing, in contact_delete beside the earlier store files; send_no_content answers with MHD_create_response_empty in Assembly, a status alone in Rust, and httpd's response tuple in Erlang, whose customize callback leaves out httpd's own Content-Type; print_no_content prints the empty answer without parsing it. In Solidity, deleteContact resets the entry and frees its email, the id is never given out again, and getContacts counts only the entries that remain. Lesson 6.10a filters the contact collection with query parameters.</w:t>
       </w:r>
     </w:p>
     <w:sectPr>

--- a/Volume 1/Chapter 06 - RESTful APIs/SPA_Vol1_Ch6_Lesson6_9a_DELETE_Requests_EXTENDED.docx
+++ b/Volume 1/Chapter 06 - RESTful APIs/SPA_Vol1_Ch6_Lesson6_9a_DELETE_Requests_EXTENDED.docx
@@ -1395,7 +1395,7 @@
         <w:keepNext/>
       </w:pPr>
       <w:r>
-        <w:t>$openssl = "C:\Program Files\Git\mingw64\bin\openssl.exe"</w:t>
+        <w:t>$openssl = "C:\Program Files\Git\ucrt64\bin\openssl.exe"</w:t>
       </w:r>
     </w:p>
     <w:p>
@@ -55491,31 +55491,31 @@
       </w:rPr>
     </w:lvl>
   </w:abstractNum>
-  <w:num w:numId="1" w16cid:durableId="628515263">
+  <w:num w:numId="1" w16cid:durableId="1475413002">
     <w:abstractNumId w:val="8"/>
   </w:num>
-  <w:num w:numId="2" w16cid:durableId="1725984880">
+  <w:num w:numId="2" w16cid:durableId="1245336278">
     <w:abstractNumId w:val="6"/>
   </w:num>
-  <w:num w:numId="3" w16cid:durableId="278076356">
+  <w:num w:numId="3" w16cid:durableId="1240797772">
     <w:abstractNumId w:val="5"/>
   </w:num>
-  <w:num w:numId="4" w16cid:durableId="1847137702">
+  <w:num w:numId="4" w16cid:durableId="934478343">
     <w:abstractNumId w:val="4"/>
   </w:num>
-  <w:num w:numId="5" w16cid:durableId="820581812">
+  <w:num w:numId="5" w16cid:durableId="765661435">
     <w:abstractNumId w:val="7"/>
   </w:num>
-  <w:num w:numId="6" w16cid:durableId="1183124813">
+  <w:num w:numId="6" w16cid:durableId="1512259407">
     <w:abstractNumId w:val="3"/>
   </w:num>
-  <w:num w:numId="7" w16cid:durableId="2040277593">
+  <w:num w:numId="7" w16cid:durableId="759253467">
     <w:abstractNumId w:val="2"/>
   </w:num>
-  <w:num w:numId="8" w16cid:durableId="835076575">
+  <w:num w:numId="8" w16cid:durableId="317614092">
     <w:abstractNumId w:val="1"/>
   </w:num>
-  <w:num w:numId="9" w16cid:durableId="1162623970">
+  <w:num w:numId="9" w16cid:durableId="1132601093">
     <w:abstractNumId w:val="0"/>
   </w:num>
 </w:numbering>
